--- a/data/human_paras/human_para_33.docx
+++ b/data/human_paras/human_para_33.docx
@@ -4,7 +4,7 @@
   <w:body>
     <w:p>
       <w:r>
-        <w:t>However, in as much as men have started to contribute in house chores, they have not fully immersed themselves in them. A survey revealed that most men participate in less frequent chores, such as mowing the lawn. They do not show interest in the everyday chores, such as washing dishes and mopping. Instead, they would rather do the hobby-like chores, such as cooking. However, they are not interested in the everyday kind of cooking; they would only cook for special occasions, where they get to make it fun. They prefer to do the fun tasks around the house, instead of the tedious everyday chores. Men would rather play with the children or take them out, rather than to do the less fun childcare tasks, such as changing diapers.</w:t>
+        <w:t>A study also revealed that married couples that equally share house chores, have better relationships and sex. Although the dependent variable in this study is unconfirmed, the relationship between good sex and shared house work is proportional. This finding can be an encouragement to most men to want to help out more around the house. In so doing, the relationship with their partners can possibly improve, as well as their sex life. Seeing doing house work as a way to spend more time with their families can also help most men want to do it more often. This would be effective since more fathers of this generation aspire to be more present in their family’s lives.</w:t>
       </w:r>
     </w:p>
     <w:sectPr>
